--- a/eps_PortfolioImage/intro.docx
+++ b/eps_PortfolioImage/intro.docx
@@ -4,33 +4,19 @@
   <w:body>
     <w:p>
       <w:r>
-        <w:t xml:space="preserve">This project </w:t>
-      </w:r>
-      <w:proofErr w:type="gramStart"/>
-      <w:r>
-        <w:t>is located in</w:t>
-      </w:r>
-      <w:proofErr w:type="gramEnd"/>
-      <w:r>
-        <w:t xml:space="preserve"> Dallas, Texas, USA. Based on a comprehensive analysis of site temperature, relative humidity, solar radiation, and prevailing wind, we evaluated the advantages and disadvantages of different site positions in terms of daylighting access, wind exposure, and solar heat gain.</w:t>
+        <w:t>Demonstrating an integrated workflow linking climate analysis, architectural design, and environmental performance simulation, this project is located in Dallas, Texas, USA, where the primary climatic challenges are high summer temperatures and intense solar radiation, resulting in increased cooling demand and thermal discomfort. In contrast, abundant winter solar access and relatively mild temperatures provide opportunities for passive solar heating.</w:t>
       </w:r>
     </w:p>
     <w:p/>
     <w:p>
       <w:r>
-        <w:t>Using these climatic insights, we developed climate-responsive design strategies for an office building, including decisions on building location, geometry, spatial layout, and window-to-wall ratio, aiming to maximize climatic benefits while mitigating environmental constraints.</w:t>
+        <w:t>The performance of different site positions in terms of solar heat gain, daylight availability, and wind exposure was evaluated through a comprehensive analysis of site climatic conditions. These findings informed iterative climate-responsive design decisions for an office building, including building location, orientation, geometry, shading strategies, spatial layout, and window-to-wall ratio, with the aim of maximizing climatic advantages while mitigating environmental constraints.</w:t>
       </w:r>
     </w:p>
     <w:p/>
     <w:p>
       <w:r>
-        <w:t>At the outdoor scale, UTCI (Universal Thermal Climate Index) was used to assess thermal comfort. Design interventions such as wind protection, solar shading, roof articulation, surface material adjustments, and landscape modification were implemented to improve outdoor thermal comfort.</w:t>
-      </w:r>
-    </w:p>
-    <w:p/>
-    <w:p>
-      <w:r>
-        <w:t>At the building scale, we optimized window types, shading systems, and HVAC configurations to enhance indoor thermal comfort and reduce overall energy consumption, demonstrating an integrated workflow linking climate analysis, architectural design, and environmental performance simulation.</w:t>
+        <w:t>At the outdoor scale, UTCI (Universal Thermal Climate Index) was applied to evaluate thermal comfort, informing interventions including ground surface material selection, roof configuration, and landscape modifications. At the building scale, window systems, shading devices, and HVAC configurations were optimized to enhance indoor thermal comfort while reducing energy consumption and CO₂ emissions.</w:t>
       </w:r>
     </w:p>
     <w:sectPr>
